--- a/DAT5003-S2_24-Writ1-Task3-ST20285213-TomRowan.docx
+++ b/DAT5003-S2_24-Writ1-Task3-ST20285213-TomRowan.docx
@@ -998,19 +998,7 @@
         <w:rPr>
           <w:lang w:val="en-US"/>
         </w:rPr>
-        <w:t xml:space="preserve">There are readings from </w:t>
-      </w:r>
-      <w:r>
-        <w:rPr>
-          <w:lang w:val="en-US"/>
-        </w:rPr>
-        <w:t>several</w:t>
-      </w:r>
-      <w:r>
-        <w:rPr>
-          <w:lang w:val="en-US"/>
-        </w:rPr>
-        <w:t xml:space="preserve"> sensors, each tuned to a particular pollutant</w:t>
+        <w:t>There are readings from several sensors, each tuned to a particular pollutant</w:t>
       </w:r>
       <w:r>
         <w:rPr>
@@ -1060,10 +1048,7 @@
         <w:jc w:val="both"/>
       </w:pPr>
       <w:r>
-        <w:t>I</w:t>
-      </w:r>
-      <w:r>
-        <w:t xml:space="preserve">s it possible to predict future pollution levels based on historical data? </w:t>
+        <w:t xml:space="preserve">Is it possible to predict future pollution levels based on historical data? </w:t>
       </w:r>
     </w:p>
     <w:p>
@@ -1110,7 +1095,43 @@
         <w:rPr>
           <w:lang w:val="en-US"/>
         </w:rPr>
-        <w:t xml:space="preserve"> show when pollution levels are at their highest.</w:t>
+        <w:t xml:space="preserve"> show </w:t>
+      </w:r>
+      <w:r>
+        <w:rPr>
+          <w:lang w:val="en-US"/>
+        </w:rPr>
+        <w:t>that</w:t>
+      </w:r>
+      <w:r>
+        <w:rPr>
+          <w:lang w:val="en-US"/>
+        </w:rPr>
+        <w:t xml:space="preserve"> pollution levels are at their highest</w:t>
+      </w:r>
+      <w:r>
+        <w:rPr>
+          <w:lang w:val="en-US"/>
+        </w:rPr>
+        <w:t xml:space="preserve"> </w:t>
+      </w:r>
+      <w:r>
+        <w:t>from</w:t>
+      </w:r>
+      <w:r>
+        <w:t xml:space="preserve"> 0730 to </w:t>
+      </w:r>
+      <w:r>
+        <w:t>1000</w:t>
+      </w:r>
+      <w:r>
+        <w:t>, and from 1630-</w:t>
+      </w:r>
+      <w:r>
+        <w:t>20</w:t>
+      </w:r>
+      <w:r>
+        <w:t>30 on weekdays</w:t>
       </w:r>
     </w:p>
     <w:p>
@@ -1118,6 +1139,9 @@
         <w:jc w:val="center"/>
       </w:pPr>
       <w:r>
+        <w:rPr>
+          <w:noProof/>
+        </w:rPr>
         <w:drawing>
           <wp:inline distT="0" distB="0" distL="0" distR="0" wp14:anchorId="7B03DAB2" wp14:editId="7A0AA0DC">
             <wp:extent cx="5731510" cy="2513330"/>
@@ -1174,25 +1198,13 @@
         <w:jc w:val="both"/>
       </w:pPr>
       <w:r>
-        <w:t>This is from</w:t>
-      </w:r>
-      <w:r>
-        <w:t xml:space="preserve"> 0730 to </w:t>
-      </w:r>
-      <w:r>
-        <w:t>1000</w:t>
-      </w:r>
-      <w:r>
-        <w:t>, and again from 1630-</w:t>
-      </w:r>
-      <w:r>
-        <w:t>20</w:t>
-      </w:r>
-      <w:r>
-        <w:t xml:space="preserve">30 on weekdays. </w:t>
-      </w:r>
-      <w:r>
-        <w:t>The pollution is present throughout the day and takes hours to disperse. Thursday evenings are the worst time to be outside.</w:t>
+        <w:t xml:space="preserve">The pollution is present throughout </w:t>
+      </w:r>
+      <w:r>
+        <w:t>daytime hours</w:t>
+      </w:r>
+      <w:r>
+        <w:t>. Thursday evenings are the worst time to be outside.</w:t>
       </w:r>
       <w:r>
         <w:t xml:space="preserve"> </w:t>
@@ -1201,7 +1213,7 @@
         <w:t xml:space="preserve">The </w:t>
       </w:r>
       <w:r>
-        <w:t xml:space="preserve">air is much less polluted at </w:t>
+        <w:t xml:space="preserve">air is less polluted at </w:t>
       </w:r>
       <w:r>
         <w:t xml:space="preserve">weekends, especially </w:t>
@@ -1218,10 +1230,7 @@
         <w:jc w:val="both"/>
       </w:pPr>
       <w:r>
-        <w:t xml:space="preserve">Looking at the monthly chart, </w:t>
-      </w:r>
-      <w:r>
-        <w:t>t</w:t>
+        <w:t>T</w:t>
       </w:r>
       <w:r>
         <w:t xml:space="preserve">his effect is </w:t>
@@ -1242,7 +1251,7 @@
         <w:t xml:space="preserve"> colder, wetter</w:t>
       </w:r>
       <w:r>
-        <w:t xml:space="preserve"> weather. August is comparatively pollution free. This is when Italians</w:t>
+        <w:t xml:space="preserve"> weather. August is comparatively pollution free when Italians</w:t>
       </w:r>
       <w:r>
         <w:t xml:space="preserve"> tend to</w:t>
@@ -1265,24 +1274,24 @@
       </w:pPr>
     </w:p>
     <w:p>
-      <w:pPr>
-        <w:jc w:val="both"/>
-      </w:pPr>
       <w:r>
         <w:lastRenderedPageBreak/>
-        <w:t>Unfortunately, t</w:t>
-      </w:r>
-      <w:r>
-        <w:t>he pollutant levels frequently breached recognized W</w:t>
-      </w:r>
-      <w:r>
-        <w:t>orld Health Organisation</w:t>
-      </w:r>
-      <w:r>
-        <w:t xml:space="preserve"> safety limits</w:t>
-      </w:r>
-      <w:r>
-        <w:t>:</w:t>
+        <w:t xml:space="preserve">This chart shows the relative concentration of </w:t>
+      </w:r>
+      <w:r>
+        <w:t xml:space="preserve">pollutants and </w:t>
+      </w:r>
+      <w:r>
+        <w:t>identif</w:t>
+      </w:r>
+      <w:r>
+        <w:t>ies</w:t>
+      </w:r>
+      <w:r>
+        <w:t xml:space="preserve"> periods of high pollution</w:t>
+      </w:r>
+      <w:r>
+        <w:t xml:space="preserve"> over time, to allow focussed public health interventions:</w:t>
       </w:r>
     </w:p>
     <w:p>
@@ -1294,10 +1303,10 @@
           <w:noProof/>
         </w:rPr>
         <w:drawing>
-          <wp:inline distT="0" distB="0" distL="0" distR="0" wp14:anchorId="4A4BA71E" wp14:editId="4F3D4199">
-            <wp:extent cx="4945769" cy="1060825"/>
-            <wp:effectExtent l="0" t="0" r="0" b="6350"/>
-            <wp:docPr id="712211910" name="Picture 1"/>
+          <wp:inline distT="0" distB="0" distL="0" distR="0" wp14:anchorId="55A2B035" wp14:editId="509F42D5">
+            <wp:extent cx="4718838" cy="2443178"/>
+            <wp:effectExtent l="0" t="0" r="5715" b="0"/>
+            <wp:docPr id="802658006" name="Picture 4" descr="A graph with lines and numbers&#10;&#10;AI-generated content may be incorrect."/>
             <wp:cNvGraphicFramePr>
               <a:graphicFrameLocks xmlns:a="http://schemas.openxmlformats.org/drawingml/2006/main" noChangeAspect="1"/>
             </wp:cNvGraphicFramePr>
@@ -1305,11 +1314,92 @@
               <a:graphicData uri="http://schemas.openxmlformats.org/drawingml/2006/picture">
                 <pic:pic xmlns:pic="http://schemas.openxmlformats.org/drawingml/2006/picture">
                   <pic:nvPicPr>
-                    <pic:cNvPr id="712211910" name="Picture 712211910"/>
+                    <pic:cNvPr id="802658006" name="Picture 4" descr="A graph with lines and numbers&#10;&#10;AI-generated content may be incorrect."/>
+                    <pic:cNvPicPr/>
+                  </pic:nvPicPr>
+                  <pic:blipFill rotWithShape="1">
+                    <a:blip r:embed="rId8" cstate="print">
+                      <a:extLst>
+                        <a:ext uri="{28A0092B-C50C-407E-A947-70E740481C1C}">
+                          <a14:useLocalDpi xmlns:a14="http://schemas.microsoft.com/office/drawing/2010/main" val="0"/>
+                        </a:ext>
+                      </a:extLst>
+                    </a:blip>
+                    <a:srcRect l="2" t="901" r="-5" b="2125"/>
+                    <a:stretch>
+                      <a:fillRect/>
+                    </a:stretch>
+                  </pic:blipFill>
+                  <pic:spPr bwMode="auto">
+                    <a:xfrm>
+                      <a:off x="0" y="0"/>
+                      <a:ext cx="4749778" cy="2459197"/>
+                    </a:xfrm>
+                    <a:prstGeom prst="rect">
+                      <a:avLst/>
+                    </a:prstGeom>
+                    <a:ln>
+                      <a:noFill/>
+                    </a:ln>
+                    <a:extLst>
+                      <a:ext uri="{53640926-AAD7-44D8-BBD7-CCE9431645EC}">
+                        <a14:shadowObscured xmlns:a14="http://schemas.microsoft.com/office/drawing/2010/main"/>
+                      </a:ext>
+                    </a:extLst>
+                  </pic:spPr>
+                </pic:pic>
+              </a:graphicData>
+            </a:graphic>
+          </wp:inline>
+        </w:drawing>
+      </w:r>
+    </w:p>
+    <w:p>
+      <w:pPr>
+        <w:jc w:val="both"/>
+      </w:pPr>
+      <w:bookmarkStart w:id="10" w:name="_Toc200024721"/>
+      <w:r>
+        <w:t>Unfortunately, t</w:t>
+      </w:r>
+      <w:r>
+        <w:t>he pollutant levels frequently breached W</w:t>
+      </w:r>
+      <w:r>
+        <w:t>orld Health Organisation</w:t>
+      </w:r>
+      <w:r>
+        <w:t xml:space="preserve"> safety limits</w:t>
+      </w:r>
+      <w:r>
+        <w:t>:</w:t>
+      </w:r>
+    </w:p>
+    <w:p>
+      <w:pPr>
+        <w:jc w:val="center"/>
+      </w:pPr>
+      <w:r>
+        <w:rPr>
+          <w:noProof/>
+        </w:rPr>
+        <w:drawing>
+          <wp:inline distT="0" distB="0" distL="0" distR="0" wp14:anchorId="322BA432" wp14:editId="6B7A5AD5">
+            <wp:extent cx="4945769" cy="1060825"/>
+            <wp:effectExtent l="0" t="0" r="0" b="6350"/>
+            <wp:docPr id="712211910" name="Picture 1" descr="A screen shot of a number of times&#10;&#10;AI-generated content may be incorrect."/>
+            <wp:cNvGraphicFramePr>
+              <a:graphicFrameLocks xmlns:a="http://schemas.openxmlformats.org/drawingml/2006/main" noChangeAspect="1"/>
+            </wp:cNvGraphicFramePr>
+            <a:graphic xmlns:a="http://schemas.openxmlformats.org/drawingml/2006/main">
+              <a:graphicData uri="http://schemas.openxmlformats.org/drawingml/2006/picture">
+                <pic:pic xmlns:pic="http://schemas.openxmlformats.org/drawingml/2006/picture">
+                  <pic:nvPicPr>
+                    <pic:cNvPr id="712211910" name="Picture 1" descr="A screen shot of a number of times&#10;&#10;AI-generated content may be incorrect."/>
                     <pic:cNvPicPr/>
                   </pic:nvPicPr>
                   <pic:blipFill>
-                    <a:blip r:embed="rId8" cstate="print">
+                    <a:blip r:embed="rId9" cstate="print">
                       <a:extLst>
                         <a:ext uri="{28A0092B-C50C-407E-A947-70E740481C1C}">
                           <a14:useLocalDpi xmlns:a14="http://schemas.microsoft.com/office/drawing/2010/main" val="0"/>
@@ -1341,7 +1431,6 @@
         <w:pStyle w:val="Heading2"/>
         <w:jc w:val="both"/>
       </w:pPr>
-      <w:bookmarkStart w:id="10" w:name="_Toc200024721"/>
       <w:r>
         <w:t>Positive Actions</w:t>
       </w:r>
@@ -1377,10 +1466,7 @@
         <w:t xml:space="preserve">home </w:t>
       </w:r>
       <w:r>
-        <w:t>working</w:t>
-      </w:r>
-      <w:r>
-        <w:t xml:space="preserve"> </w:t>
+        <w:t xml:space="preserve">working </w:t>
       </w:r>
     </w:p>
     <w:p>
@@ -1472,14 +1558,14 @@
           <w:i/>
           <w:iCs/>
         </w:rPr>
-        <w:t>(28</w:t>
+        <w:t>(</w:t>
       </w:r>
       <w:r>
         <w:rPr>
           <w:i/>
           <w:iCs/>
         </w:rPr>
-        <w:t>5</w:t>
+        <w:t>290</w:t>
       </w:r>
       <w:r>
         <w:rPr>
@@ -1495,9 +1581,9 @@
       </w:pPr>
     </w:p>
     <w:sectPr>
-      <w:headerReference w:type="default" r:id="rId9"/>
-      <w:footerReference w:type="even" r:id="rId10"/>
-      <w:footerReference w:type="default" r:id="rId11"/>
+      <w:headerReference w:type="default" r:id="rId10"/>
+      <w:footerReference w:type="even" r:id="rId11"/>
+      <w:footerReference w:type="default" r:id="rId12"/>
       <w:pgSz w:w="11906" w:h="16838"/>
       <w:pgMar w:top="1440" w:right="1440" w:bottom="1440" w:left="1440" w:header="708" w:footer="708" w:gutter="0"/>
       <w:cols w:space="708"/>
@@ -1701,10 +1787,7 @@
       <w:t>WRI</w:t>
     </w:r>
     <w:r>
-      <w:t>T</w:t>
-    </w:r>
-    <w:r>
-      <w:t>1 – Task 3</w:t>
+      <w:t>T1 – Task 3</w:t>
     </w:r>
     <w:r>
       <w:tab/>
@@ -2674,6 +2757,7 @@
   <w:style w:type="character" w:default="1" w:styleId="DefaultParagraphFont">
     <w:name w:val="Default Paragraph Font"/>
     <w:uiPriority w:val="1"/>
+    <w:semiHidden/>
     <w:unhideWhenUsed/>
   </w:style>
   <w:style w:type="table" w:default="1" w:styleId="TableNormal">
